--- a/docs/PES_Guide_2_Database.docx
+++ b/docs/PES_Guide_2_Database.docx
@@ -77,7 +77,7 @@
           <w:sz w:val="21"/>
           <w:szCs w:val="21"/>
         </w:rPr>
-        <w:t xml:space="preserve">The PES keeps everything in one PostgreSQL database with 39 tables and 135 functions. This guide walks through them area by area, in the order the academic year actually happens: people, then courses, then enrolment, then attendance, then marks.</w:t>
+        <w:t xml:space="preserve">The PES keeps everything in one PostgreSQL database with 39 tables and 139 functions. This guide walks through them area by area, in the order the academic year actually happens: people, then courses, then enrolment, then attendance, then marks.</w:t>
       </w:r>
     </w:p>
     <w:p>
@@ -8485,7 +8485,7 @@
                 <w:sz w:val="19"/>
                 <w:szCs w:val="19"/>
               </w:rPr>
-              <w:t xml:space="preserve">87</w:t>
+              <w:t xml:space="preserve">131</w:t>
             </w:r>
           </w:p>
         </w:tc>
@@ -8513,7 +8513,7 @@
                 <w:sz w:val="19"/>
                 <w:szCs w:val="19"/>
               </w:rPr>
-              <w:t xml:space="preserve">Pieces of the Faculty Handbook with vector embeddings, for the AI Assistant's search.</w:t>
+              <w:t xml:space="preserve">Pieces of the Faculty Handbook with vector embeddings and a text index, for the AI Assistant's search.</w:t>
             </w:r>
           </w:p>
         </w:tc>
@@ -9178,7 +9178,7 @@
           <w:sz w:val="21"/>
           <w:szCs w:val="21"/>
         </w:rPr>
-        <w:t xml:space="preserve">There are 135 functions written for this application, on top of the tables. They are the reason the browser can talk to the database directly without the rules leaking.</w:t>
+        <w:t xml:space="preserve">There are 139 functions written for this application, on top of the tables. They are the reason the browser can talk to the database directly without the rules leaking.</w:t>
       </w:r>
     </w:p>
     <w:tbl>

--- a/docs/PES_Guide_2_Database.docx
+++ b/docs/PES_Guide_2_Database.docx
@@ -77,7 +77,7 @@
           <w:sz w:val="21"/>
           <w:szCs w:val="21"/>
         </w:rPr>
-        <w:t xml:space="preserve">The PES keeps everything in one PostgreSQL database with 39 tables and 139 functions. This guide walks through them area by area, in the order the academic year actually happens: people, then courses, then enrolment, then attendance, then marks.</w:t>
+        <w:t xml:space="preserve">The PES keeps everything in one PostgreSQL database with 41 tables and 218 functions. This guide walks through them area by area, in the order the academic year actually happens: people, then courses, then enrolment, then attendance, then marks.</w:t>
       </w:r>
     </w:p>
     <w:p>
@@ -102,7 +102,7 @@
           <w:sz w:val="19"/>
           <w:szCs w:val="19"/>
         </w:rPr>
-        <w:t xml:space="preserve">Written 10 September 2026  ·  describes the system as deployed on that date</w:t>
+        <w:t xml:space="preserve">Updated 27 September 2026  ·  describes the system as deployed on that date  ·  first written 10 September 2026</w:t>
       </w:r>
     </w:p>
     <w:p>
@@ -183,7 +183,7 @@
           <w:sz w:val="21"/>
           <w:szCs w:val="21"/>
         </w:rPr>
-        <w:t xml:space="preserve">Do not start by reading all 39 tables. Start with the three ideas that shape them.</w:t>
+        <w:t xml:space="preserve">Do not start by reading all 41 tables. Start with the three ideas that shape them.</w:t>
       </w:r>
     </w:p>
     <w:p>
@@ -3025,7 +3025,7 @@
           <w:sz w:val="21"/>
           <w:szCs w:val="21"/>
         </w:rPr>
-        <w:t xml:space="preserve">13 rows. Which lecturer teaches which offering.</w:t>
+        <w:t xml:space="preserve">20 rows. Which lecturer teaches which offering.</w:t>
       </w:r>
     </w:p>
     <w:tbl>
@@ -3427,7 +3427,7 @@
           <w:sz w:val="21"/>
           <w:szCs w:val="21"/>
         </w:rPr>
-        <w:t xml:space="preserve">5 rows. An enrolment window: a title, an academic year, a semester, a batch, a department, an opening time and a closing time.</w:t>
+        <w:t xml:space="preserve">1 row. An enrolment window: a title, an academic year, a semester, a batch, a department, an opening time and a closing time.</w:t>
       </w:r>
     </w:p>
     <w:p>
@@ -4562,6 +4562,24 @@
     </w:p>
     <w:p>
       <w:pPr>
+        <w:spacing w:after="150" w:line="276"/>
+      </w:pPr>
+      <w:r>
+        <w:rPr>
+          <w:rFonts w:ascii="Calibri" w:cs="Calibri" w:eastAsia="Calibri" w:hAnsi="Calibri"/>
+          <w:b w:val="false"/>
+          <w:bCs w:val="false"/>
+          <w:i w:val="false"/>
+          <w:iCs w:val="false"/>
+          <w:color w:val="1A1A1A"/>
+          <w:sz w:val="21"/>
+          <w:szCs w:val="21"/>
+        </w:rPr>
+        <w:t xml:space="preserve">Attendance belongs to a delivery, not to a course. Every row carries the offering it was taken in, whoever marked it, and every percentage is counted per offering. A student who repeats a course therefore has one register per attempt, and the attempt being sat now is the one that decides eligibility.</w:t>
+      </w:r>
+    </w:p>
+    <w:p>
+      <w:pPr>
         <w:pStyle w:val="Heading2"/>
         <w:spacing w:after="120" w:before="300"/>
       </w:pPr>
@@ -6152,6 +6170,41 @@
           <w:szCs w:val="23"/>
         </w:rPr>
         <w:t xml:space="preserve">Corrections</w:t>
+      </w:r>
+    </w:p>
+    <w:p>
+      <w:pPr>
+        <w:pStyle w:val="Heading3"/>
+        <w:spacing w:after="90" w:before="220"/>
+      </w:pPr>
+      <w:r>
+        <w:rPr>
+          <w:rFonts w:ascii="Calibri" w:cs="Calibri" w:eastAsia="Calibri" w:hAnsi="Calibri"/>
+          <w:b/>
+          <w:bCs/>
+          <w:color w:val="8B1E2D"/>
+          <w:sz w:val="23"/>
+          <w:szCs w:val="23"/>
+        </w:rPr>
+        <w:t xml:space="preserve">Repeats</w:t>
+      </w:r>
+    </w:p>
+    <w:p>
+      <w:pPr>
+        <w:spacing w:after="150" w:line="276"/>
+      </w:pPr>
+      <w:r>
+        <w:rPr>
+          <w:rFonts w:ascii="Calibri" w:cs="Calibri" w:eastAsia="Calibri" w:hAnsi="Calibri"/>
+          <w:b w:val="false"/>
+          <w:bCs w:val="false"/>
+          <w:i w:val="false"/>
+          <w:iCs w:val="false"/>
+          <w:color w:val="1A1A1A"/>
+          <w:sz w:val="21"/>
+          <w:szCs w:val="21"/>
+        </w:rPr>
+        <w:t xml:space="preserve">A resit of the same delivery updates the row in place and is capped at C. Repeating the course with a later batch is a new delivery and a second row. Both rows stay, but the earlier attempt no longer carries a grade point once a later one exists, so the course counts once in every GPA, credit total and risk band. The trigger results_derive_grade_point is the one place that decides a grade point.</w:t>
       </w:r>
     </w:p>
     <w:p>
@@ -6535,7 +6588,7 @@
                 <w:sz w:val="19"/>
                 <w:szCs w:val="19"/>
               </w:rPr>
-              <w:t xml:space="preserve">2</w:t>
+              <w:t xml:space="preserve">1</w:t>
             </w:r>
           </w:p>
         </w:tc>
@@ -6707,7 +6760,7 @@
                 <w:sz w:val="19"/>
                 <w:szCs w:val="19"/>
               </w:rPr>
-              <w:t xml:space="preserve">98</w:t>
+              <w:t xml:space="preserve">49</w:t>
             </w:r>
           </w:p>
         </w:tc>
@@ -6793,351 +6846,351 @@
                 <w:sz w:val="19"/>
                 <w:szCs w:val="19"/>
               </w:rPr>
+              <w:t xml:space="preserve">6</w:t>
+            </w:r>
+          </w:p>
+        </w:tc>
+        <w:tc>
+          <w:tcPr>
+            <w:tcW w:type="dxa" w:w="5026"/>
+            <w:shd w:fill="FFFFFF" w:color="auto" w:val="clear"/>
+            <w:tcMar>
+              <w:top w:type="dxa" w:w="90"/>
+              <w:left w:type="dxa" w:w="120"/>
+              <w:bottom w:type="dxa" w:w="90"/>
+              <w:right w:type="dxa" w:w="120"/>
+            </w:tcMar>
+          </w:tcPr>
+          <w:p>
+            <w:pPr>
+              <w:spacing w:after="0" w:line="250"/>
+            </w:pPr>
+            <w:r>
+              <w:rPr>
+                <w:rFonts w:ascii="Calibri" w:cs="Calibri" w:eastAsia="Calibri" w:hAnsi="Calibri"/>
+                <w:b w:val="false"/>
+                <w:bCs w:val="false"/>
+                <w:color w:val="1A1A1A"/>
+                <w:sz w:val="19"/>
+                <w:szCs w:val="19"/>
+              </w:rPr>
+              <w:t xml:space="preserve">Which courses this round covers.</w:t>
+            </w:r>
+          </w:p>
+        </w:tc>
+      </w:tr>
+      <w:tr>
+        <w:tc>
+          <w:tcPr>
+            <w:tcW w:type="dxa" w:w="3100"/>
+            <w:shd w:fill="FFFFFF" w:color="auto" w:val="clear"/>
+            <w:tcMar>
+              <w:top w:type="dxa" w:w="90"/>
+              <w:left w:type="dxa" w:w="120"/>
+              <w:bottom w:type="dxa" w:w="90"/>
+              <w:right w:type="dxa" w:w="120"/>
+            </w:tcMar>
+          </w:tcPr>
+          <w:p>
+            <w:pPr>
+              <w:spacing w:after="0" w:line="250"/>
+            </w:pPr>
+            <w:r>
+              <w:rPr>
+                <w:rFonts w:ascii="Calibri" w:cs="Calibri" w:eastAsia="Calibri" w:hAnsi="Calibri"/>
+                <w:b w:val="false"/>
+                <w:bCs w:val="false"/>
+                <w:color w:val="1A1A1A"/>
+                <w:sz w:val="19"/>
+                <w:szCs w:val="19"/>
+              </w:rPr>
+              <w:t xml:space="preserve">feedback_submissions</w:t>
+            </w:r>
+          </w:p>
+        </w:tc>
+        <w:tc>
+          <w:tcPr>
+            <w:tcW w:type="dxa" w:w="900"/>
+            <w:shd w:fill="FFFFFF" w:color="auto" w:val="clear"/>
+            <w:tcMar>
+              <w:top w:type="dxa" w:w="90"/>
+              <w:left w:type="dxa" w:w="120"/>
+              <w:bottom w:type="dxa" w:w="90"/>
+              <w:right w:type="dxa" w:w="120"/>
+            </w:tcMar>
+          </w:tcPr>
+          <w:p>
+            <w:pPr>
+              <w:spacing w:after="0" w:line="250"/>
+            </w:pPr>
+            <w:r>
+              <w:rPr>
+                <w:rFonts w:ascii="Calibri" w:cs="Calibri" w:eastAsia="Calibri" w:hAnsi="Calibri"/>
+                <w:b w:val="false"/>
+                <w:bCs w:val="false"/>
+                <w:color w:val="1A1A1A"/>
+                <w:sz w:val="19"/>
+                <w:szCs w:val="19"/>
+              </w:rPr>
+              <w:t xml:space="preserve">0</w:t>
+            </w:r>
+          </w:p>
+        </w:tc>
+        <w:tc>
+          <w:tcPr>
+            <w:tcW w:type="dxa" w:w="5026"/>
+            <w:shd w:fill="FFFFFF" w:color="auto" w:val="clear"/>
+            <w:tcMar>
+              <w:top w:type="dxa" w:w="90"/>
+              <w:left w:type="dxa" w:w="120"/>
+              <w:bottom w:type="dxa" w:w="90"/>
+              <w:right w:type="dxa" w:w="120"/>
+            </w:tcMar>
+          </w:tcPr>
+          <w:p>
+            <w:pPr>
+              <w:spacing w:after="0" w:line="250"/>
+            </w:pPr>
+            <w:r>
+              <w:rPr>
+                <w:rFonts w:ascii="Calibri" w:cs="Calibri" w:eastAsia="Calibri" w:hAnsi="Calibri"/>
+                <w:b w:val="false"/>
+                <w:bCs w:val="false"/>
+                <w:color w:val="1A1A1A"/>
+                <w:sz w:val="19"/>
+                <w:szCs w:val="19"/>
+              </w:rPr>
+              <w:t xml:space="preserve">One student's response to one course. Carries the is_anonymous flag.</w:t>
+            </w:r>
+          </w:p>
+        </w:tc>
+      </w:tr>
+      <w:tr>
+        <w:tc>
+          <w:tcPr>
+            <w:tcW w:type="dxa" w:w="3100"/>
+            <w:shd w:fill="FFFFFF" w:color="auto" w:val="clear"/>
+            <w:tcMar>
+              <w:top w:type="dxa" w:w="90"/>
+              <w:left w:type="dxa" w:w="120"/>
+              <w:bottom w:type="dxa" w:w="90"/>
+              <w:right w:type="dxa" w:w="120"/>
+            </w:tcMar>
+          </w:tcPr>
+          <w:p>
+            <w:pPr>
+              <w:spacing w:after="0" w:line="250"/>
+            </w:pPr>
+            <w:r>
+              <w:rPr>
+                <w:rFonts w:ascii="Calibri" w:cs="Calibri" w:eastAsia="Calibri" w:hAnsi="Calibri"/>
+                <w:b w:val="false"/>
+                <w:bCs w:val="false"/>
+                <w:color w:val="1A1A1A"/>
+                <w:sz w:val="19"/>
+                <w:szCs w:val="19"/>
+              </w:rPr>
+              <w:t xml:space="preserve">feedback_answers</w:t>
+            </w:r>
+          </w:p>
+        </w:tc>
+        <w:tc>
+          <w:tcPr>
+            <w:tcW w:type="dxa" w:w="900"/>
+            <w:shd w:fill="FFFFFF" w:color="auto" w:val="clear"/>
+            <w:tcMar>
+              <w:top w:type="dxa" w:w="90"/>
+              <w:left w:type="dxa" w:w="120"/>
+              <w:bottom w:type="dxa" w:w="90"/>
+              <w:right w:type="dxa" w:w="120"/>
+            </w:tcMar>
+          </w:tcPr>
+          <w:p>
+            <w:pPr>
+              <w:spacing w:after="0" w:line="250"/>
+            </w:pPr>
+            <w:r>
+              <w:rPr>
+                <w:rFonts w:ascii="Calibri" w:cs="Calibri" w:eastAsia="Calibri" w:hAnsi="Calibri"/>
+                <w:b w:val="false"/>
+                <w:bCs w:val="false"/>
+                <w:color w:val="1A1A1A"/>
+                <w:sz w:val="19"/>
+                <w:szCs w:val="19"/>
+              </w:rPr>
+              <w:t xml:space="preserve">0</w:t>
+            </w:r>
+          </w:p>
+        </w:tc>
+        <w:tc>
+          <w:tcPr>
+            <w:tcW w:type="dxa" w:w="5026"/>
+            <w:shd w:fill="FFFFFF" w:color="auto" w:val="clear"/>
+            <w:tcMar>
+              <w:top w:type="dxa" w:w="90"/>
+              <w:left w:type="dxa" w:w="120"/>
+              <w:bottom w:type="dxa" w:w="90"/>
+              <w:right w:type="dxa" w:w="120"/>
+            </w:tcMar>
+          </w:tcPr>
+          <w:p>
+            <w:pPr>
+              <w:spacing w:after="0" w:line="250"/>
+            </w:pPr>
+            <w:r>
+              <w:rPr>
+                <w:rFonts w:ascii="Calibri" w:cs="Calibri" w:eastAsia="Calibri" w:hAnsi="Calibri"/>
+                <w:b w:val="false"/>
+                <w:bCs w:val="false"/>
+                <w:color w:val="1A1A1A"/>
+                <w:sz w:val="19"/>
+                <w:szCs w:val="19"/>
+              </w:rPr>
+              <w:t xml:space="preserve">The individual answers: rating, text, single choice or multiple choice.</w:t>
+            </w:r>
+          </w:p>
+        </w:tc>
+      </w:tr>
+      <w:tr>
+        <w:tc>
+          <w:tcPr>
+            <w:tcW w:type="dxa" w:w="3100"/>
+            <w:shd w:fill="FFFFFF" w:color="auto" w:val="clear"/>
+            <w:tcMar>
+              <w:top w:type="dxa" w:w="90"/>
+              <w:left w:type="dxa" w:w="120"/>
+              <w:bottom w:type="dxa" w:w="90"/>
+              <w:right w:type="dxa" w:w="120"/>
+            </w:tcMar>
+          </w:tcPr>
+          <w:p>
+            <w:pPr>
+              <w:spacing w:after="0" w:line="250"/>
+            </w:pPr>
+            <w:r>
+              <w:rPr>
+                <w:rFonts w:ascii="Calibri" w:cs="Calibri" w:eastAsia="Calibri" w:hAnsi="Calibri"/>
+                <w:b w:val="false"/>
+                <w:bCs w:val="false"/>
+                <w:color w:val="1A1A1A"/>
+                <w:sz w:val="19"/>
+                <w:szCs w:val="19"/>
+              </w:rPr>
+              <w:t xml:space="preserve">feedback</w:t>
+            </w:r>
+          </w:p>
+        </w:tc>
+        <w:tc>
+          <w:tcPr>
+            <w:tcW w:type="dxa" w:w="900"/>
+            <w:shd w:fill="FFFFFF" w:color="auto" w:val="clear"/>
+            <w:tcMar>
+              <w:top w:type="dxa" w:w="90"/>
+              <w:left w:type="dxa" w:w="120"/>
+              <w:bottom w:type="dxa" w:w="90"/>
+              <w:right w:type="dxa" w:w="120"/>
+            </w:tcMar>
+          </w:tcPr>
+          <w:p>
+            <w:pPr>
+              <w:spacing w:after="0" w:line="250"/>
+            </w:pPr>
+            <w:r>
+              <w:rPr>
+                <w:rFonts w:ascii="Calibri" w:cs="Calibri" w:eastAsia="Calibri" w:hAnsi="Calibri"/>
+                <w:b w:val="false"/>
+                <w:bCs w:val="false"/>
+                <w:color w:val="1A1A1A"/>
+                <w:sz w:val="19"/>
+                <w:szCs w:val="19"/>
+              </w:rPr>
+              <w:t xml:space="preserve">0</w:t>
+            </w:r>
+          </w:p>
+        </w:tc>
+        <w:tc>
+          <w:tcPr>
+            <w:tcW w:type="dxa" w:w="5026"/>
+            <w:shd w:fill="FFFFFF" w:color="auto" w:val="clear"/>
+            <w:tcMar>
+              <w:top w:type="dxa" w:w="90"/>
+              <w:left w:type="dxa" w:w="120"/>
+              <w:bottom w:type="dxa" w:w="90"/>
+              <w:right w:type="dxa" w:w="120"/>
+            </w:tcMar>
+          </w:tcPr>
+          <w:p>
+            <w:pPr>
+              <w:spacing w:after="0" w:line="250"/>
+            </w:pPr>
+            <w:r>
+              <w:rPr>
+                <w:rFonts w:ascii="Calibri" w:cs="Calibri" w:eastAsia="Calibri" w:hAnsi="Calibri"/>
+                <w:b w:val="false"/>
+                <w:bCs w:val="false"/>
+                <w:color w:val="1A1A1A"/>
+                <w:sz w:val="19"/>
+                <w:szCs w:val="19"/>
+              </w:rPr>
+              <w:t xml:space="preserve">A legacy table, now empty and locked down.</w:t>
+            </w:r>
+          </w:p>
+        </w:tc>
+      </w:tr>
+      <w:tr>
+        <w:tc>
+          <w:tcPr>
+            <w:tcW w:type="dxa" w:w="3100"/>
+            <w:shd w:fill="FFFFFF" w:color="auto" w:val="clear"/>
+            <w:tcMar>
+              <w:top w:type="dxa" w:w="90"/>
+              <w:left w:type="dxa" w:w="120"/>
+              <w:bottom w:type="dxa" w:w="90"/>
+              <w:right w:type="dxa" w:w="120"/>
+            </w:tcMar>
+          </w:tcPr>
+          <w:p>
+            <w:pPr>
+              <w:spacing w:after="0" w:line="250"/>
+            </w:pPr>
+            <w:r>
+              <w:rPr>
+                <w:rFonts w:ascii="Calibri" w:cs="Calibri" w:eastAsia="Calibri" w:hAnsi="Calibri"/>
+                <w:b w:val="false"/>
+                <w:bCs w:val="false"/>
+                <w:color w:val="1A1A1A"/>
+                <w:sz w:val="19"/>
+                <w:szCs w:val="19"/>
+              </w:rPr>
+              <w:t xml:space="preserve">elective_credit_norms</w:t>
+            </w:r>
+          </w:p>
+        </w:tc>
+        <w:tc>
+          <w:tcPr>
+            <w:tcW w:type="dxa" w:w="900"/>
+            <w:shd w:fill="FFFFFF" w:color="auto" w:val="clear"/>
+            <w:tcMar>
+              <w:top w:type="dxa" w:w="90"/>
+              <w:left w:type="dxa" w:w="120"/>
+              <w:bottom w:type="dxa" w:w="90"/>
+              <w:right w:type="dxa" w:w="120"/>
+            </w:tcMar>
+          </w:tcPr>
+          <w:p>
+            <w:pPr>
+              <w:spacing w:after="0" w:line="250"/>
+            </w:pPr>
+            <w:r>
+              <w:rPr>
+                <w:rFonts w:ascii="Calibri" w:cs="Calibri" w:eastAsia="Calibri" w:hAnsi="Calibri"/>
+                <w:b w:val="false"/>
+                <w:bCs w:val="false"/>
+                <w:color w:val="1A1A1A"/>
+                <w:sz w:val="19"/>
+                <w:szCs w:val="19"/>
+              </w:rPr>
               <w:t xml:space="preserve">8</w:t>
-            </w:r>
-          </w:p>
-        </w:tc>
-        <w:tc>
-          <w:tcPr>
-            <w:tcW w:type="dxa" w:w="5026"/>
-            <w:shd w:fill="FFFFFF" w:color="auto" w:val="clear"/>
-            <w:tcMar>
-              <w:top w:type="dxa" w:w="90"/>
-              <w:left w:type="dxa" w:w="120"/>
-              <w:bottom w:type="dxa" w:w="90"/>
-              <w:right w:type="dxa" w:w="120"/>
-            </w:tcMar>
-          </w:tcPr>
-          <w:p>
-            <w:pPr>
-              <w:spacing w:after="0" w:line="250"/>
-            </w:pPr>
-            <w:r>
-              <w:rPr>
-                <w:rFonts w:ascii="Calibri" w:cs="Calibri" w:eastAsia="Calibri" w:hAnsi="Calibri"/>
-                <w:b w:val="false"/>
-                <w:bCs w:val="false"/>
-                <w:color w:val="1A1A1A"/>
-                <w:sz w:val="19"/>
-                <w:szCs w:val="19"/>
-              </w:rPr>
-              <w:t xml:space="preserve">Which courses this round covers.</w:t>
-            </w:r>
-          </w:p>
-        </w:tc>
-      </w:tr>
-      <w:tr>
-        <w:tc>
-          <w:tcPr>
-            <w:tcW w:type="dxa" w:w="3100"/>
-            <w:shd w:fill="FFFFFF" w:color="auto" w:val="clear"/>
-            <w:tcMar>
-              <w:top w:type="dxa" w:w="90"/>
-              <w:left w:type="dxa" w:w="120"/>
-              <w:bottom w:type="dxa" w:w="90"/>
-              <w:right w:type="dxa" w:w="120"/>
-            </w:tcMar>
-          </w:tcPr>
-          <w:p>
-            <w:pPr>
-              <w:spacing w:after="0" w:line="250"/>
-            </w:pPr>
-            <w:r>
-              <w:rPr>
-                <w:rFonts w:ascii="Calibri" w:cs="Calibri" w:eastAsia="Calibri" w:hAnsi="Calibri"/>
-                <w:b w:val="false"/>
-                <w:bCs w:val="false"/>
-                <w:color w:val="1A1A1A"/>
-                <w:sz w:val="19"/>
-                <w:szCs w:val="19"/>
-              </w:rPr>
-              <w:t xml:space="preserve">feedback_submissions</w:t>
-            </w:r>
-          </w:p>
-        </w:tc>
-        <w:tc>
-          <w:tcPr>
-            <w:tcW w:type="dxa" w:w="900"/>
-            <w:shd w:fill="FFFFFF" w:color="auto" w:val="clear"/>
-            <w:tcMar>
-              <w:top w:type="dxa" w:w="90"/>
-              <w:left w:type="dxa" w:w="120"/>
-              <w:bottom w:type="dxa" w:w="90"/>
-              <w:right w:type="dxa" w:w="120"/>
-            </w:tcMar>
-          </w:tcPr>
-          <w:p>
-            <w:pPr>
-              <w:spacing w:after="0" w:line="250"/>
-            </w:pPr>
-            <w:r>
-              <w:rPr>
-                <w:rFonts w:ascii="Calibri" w:cs="Calibri" w:eastAsia="Calibri" w:hAnsi="Calibri"/>
-                <w:b w:val="false"/>
-                <w:bCs w:val="false"/>
-                <w:color w:val="1A1A1A"/>
-                <w:sz w:val="19"/>
-                <w:szCs w:val="19"/>
-              </w:rPr>
-              <w:t xml:space="preserve">15</w:t>
-            </w:r>
-          </w:p>
-        </w:tc>
-        <w:tc>
-          <w:tcPr>
-            <w:tcW w:type="dxa" w:w="5026"/>
-            <w:shd w:fill="FFFFFF" w:color="auto" w:val="clear"/>
-            <w:tcMar>
-              <w:top w:type="dxa" w:w="90"/>
-              <w:left w:type="dxa" w:w="120"/>
-              <w:bottom w:type="dxa" w:w="90"/>
-              <w:right w:type="dxa" w:w="120"/>
-            </w:tcMar>
-          </w:tcPr>
-          <w:p>
-            <w:pPr>
-              <w:spacing w:after="0" w:line="250"/>
-            </w:pPr>
-            <w:r>
-              <w:rPr>
-                <w:rFonts w:ascii="Calibri" w:cs="Calibri" w:eastAsia="Calibri" w:hAnsi="Calibri"/>
-                <w:b w:val="false"/>
-                <w:bCs w:val="false"/>
-                <w:color w:val="1A1A1A"/>
-                <w:sz w:val="19"/>
-                <w:szCs w:val="19"/>
-              </w:rPr>
-              <w:t xml:space="preserve">One student's response to one course. Carries the is_anonymous flag.</w:t>
-            </w:r>
-          </w:p>
-        </w:tc>
-      </w:tr>
-      <w:tr>
-        <w:tc>
-          <w:tcPr>
-            <w:tcW w:type="dxa" w:w="3100"/>
-            <w:shd w:fill="FFFFFF" w:color="auto" w:val="clear"/>
-            <w:tcMar>
-              <w:top w:type="dxa" w:w="90"/>
-              <w:left w:type="dxa" w:w="120"/>
-              <w:bottom w:type="dxa" w:w="90"/>
-              <w:right w:type="dxa" w:w="120"/>
-            </w:tcMar>
-          </w:tcPr>
-          <w:p>
-            <w:pPr>
-              <w:spacing w:after="0" w:line="250"/>
-            </w:pPr>
-            <w:r>
-              <w:rPr>
-                <w:rFonts w:ascii="Calibri" w:cs="Calibri" w:eastAsia="Calibri" w:hAnsi="Calibri"/>
-                <w:b w:val="false"/>
-                <w:bCs w:val="false"/>
-                <w:color w:val="1A1A1A"/>
-                <w:sz w:val="19"/>
-                <w:szCs w:val="19"/>
-              </w:rPr>
-              <w:t xml:space="preserve">feedback_answers</w:t>
-            </w:r>
-          </w:p>
-        </w:tc>
-        <w:tc>
-          <w:tcPr>
-            <w:tcW w:type="dxa" w:w="900"/>
-            <w:shd w:fill="FFFFFF" w:color="auto" w:val="clear"/>
-            <w:tcMar>
-              <w:top w:type="dxa" w:w="90"/>
-              <w:left w:type="dxa" w:w="120"/>
-              <w:bottom w:type="dxa" w:w="90"/>
-              <w:right w:type="dxa" w:w="120"/>
-            </w:tcMar>
-          </w:tcPr>
-          <w:p>
-            <w:pPr>
-              <w:spacing w:after="0" w:line="250"/>
-            </w:pPr>
-            <w:r>
-              <w:rPr>
-                <w:rFonts w:ascii="Calibri" w:cs="Calibri" w:eastAsia="Calibri" w:hAnsi="Calibri"/>
-                <w:b w:val="false"/>
-                <w:bCs w:val="false"/>
-                <w:color w:val="1A1A1A"/>
-                <w:sz w:val="19"/>
-                <w:szCs w:val="19"/>
-              </w:rPr>
-              <w:t xml:space="preserve">715</w:t>
-            </w:r>
-          </w:p>
-        </w:tc>
-        <w:tc>
-          <w:tcPr>
-            <w:tcW w:type="dxa" w:w="5026"/>
-            <w:shd w:fill="FFFFFF" w:color="auto" w:val="clear"/>
-            <w:tcMar>
-              <w:top w:type="dxa" w:w="90"/>
-              <w:left w:type="dxa" w:w="120"/>
-              <w:bottom w:type="dxa" w:w="90"/>
-              <w:right w:type="dxa" w:w="120"/>
-            </w:tcMar>
-          </w:tcPr>
-          <w:p>
-            <w:pPr>
-              <w:spacing w:after="0" w:line="250"/>
-            </w:pPr>
-            <w:r>
-              <w:rPr>
-                <w:rFonts w:ascii="Calibri" w:cs="Calibri" w:eastAsia="Calibri" w:hAnsi="Calibri"/>
-                <w:b w:val="false"/>
-                <w:bCs w:val="false"/>
-                <w:color w:val="1A1A1A"/>
-                <w:sz w:val="19"/>
-                <w:szCs w:val="19"/>
-              </w:rPr>
-              <w:t xml:space="preserve">The individual answers: rating, text, single choice or multiple choice.</w:t>
-            </w:r>
-          </w:p>
-        </w:tc>
-      </w:tr>
-      <w:tr>
-        <w:tc>
-          <w:tcPr>
-            <w:tcW w:type="dxa" w:w="3100"/>
-            <w:shd w:fill="FFFFFF" w:color="auto" w:val="clear"/>
-            <w:tcMar>
-              <w:top w:type="dxa" w:w="90"/>
-              <w:left w:type="dxa" w:w="120"/>
-              <w:bottom w:type="dxa" w:w="90"/>
-              <w:right w:type="dxa" w:w="120"/>
-            </w:tcMar>
-          </w:tcPr>
-          <w:p>
-            <w:pPr>
-              <w:spacing w:after="0" w:line="250"/>
-            </w:pPr>
-            <w:r>
-              <w:rPr>
-                <w:rFonts w:ascii="Calibri" w:cs="Calibri" w:eastAsia="Calibri" w:hAnsi="Calibri"/>
-                <w:b w:val="false"/>
-                <w:bCs w:val="false"/>
-                <w:color w:val="1A1A1A"/>
-                <w:sz w:val="19"/>
-                <w:szCs w:val="19"/>
-              </w:rPr>
-              <w:t xml:space="preserve">feedback</w:t>
-            </w:r>
-          </w:p>
-        </w:tc>
-        <w:tc>
-          <w:tcPr>
-            <w:tcW w:type="dxa" w:w="900"/>
-            <w:shd w:fill="FFFFFF" w:color="auto" w:val="clear"/>
-            <w:tcMar>
-              <w:top w:type="dxa" w:w="90"/>
-              <w:left w:type="dxa" w:w="120"/>
-              <w:bottom w:type="dxa" w:w="90"/>
-              <w:right w:type="dxa" w:w="120"/>
-            </w:tcMar>
-          </w:tcPr>
-          <w:p>
-            <w:pPr>
-              <w:spacing w:after="0" w:line="250"/>
-            </w:pPr>
-            <w:r>
-              <w:rPr>
-                <w:rFonts w:ascii="Calibri" w:cs="Calibri" w:eastAsia="Calibri" w:hAnsi="Calibri"/>
-                <w:b w:val="false"/>
-                <w:bCs w:val="false"/>
-                <w:color w:val="1A1A1A"/>
-                <w:sz w:val="19"/>
-                <w:szCs w:val="19"/>
-              </w:rPr>
-              <w:t xml:space="preserve">0</w:t>
-            </w:r>
-          </w:p>
-        </w:tc>
-        <w:tc>
-          <w:tcPr>
-            <w:tcW w:type="dxa" w:w="5026"/>
-            <w:shd w:fill="FFFFFF" w:color="auto" w:val="clear"/>
-            <w:tcMar>
-              <w:top w:type="dxa" w:w="90"/>
-              <w:left w:type="dxa" w:w="120"/>
-              <w:bottom w:type="dxa" w:w="90"/>
-              <w:right w:type="dxa" w:w="120"/>
-            </w:tcMar>
-          </w:tcPr>
-          <w:p>
-            <w:pPr>
-              <w:spacing w:after="0" w:line="250"/>
-            </w:pPr>
-            <w:r>
-              <w:rPr>
-                <w:rFonts w:ascii="Calibri" w:cs="Calibri" w:eastAsia="Calibri" w:hAnsi="Calibri"/>
-                <w:b w:val="false"/>
-                <w:bCs w:val="false"/>
-                <w:color w:val="1A1A1A"/>
-                <w:sz w:val="19"/>
-                <w:szCs w:val="19"/>
-              </w:rPr>
-              <w:t xml:space="preserve">A legacy table, now empty and locked down.</w:t>
-            </w:r>
-          </w:p>
-        </w:tc>
-      </w:tr>
-      <w:tr>
-        <w:tc>
-          <w:tcPr>
-            <w:tcW w:type="dxa" w:w="3100"/>
-            <w:shd w:fill="FFFFFF" w:color="auto" w:val="clear"/>
-            <w:tcMar>
-              <w:top w:type="dxa" w:w="90"/>
-              <w:left w:type="dxa" w:w="120"/>
-              <w:bottom w:type="dxa" w:w="90"/>
-              <w:right w:type="dxa" w:w="120"/>
-            </w:tcMar>
-          </w:tcPr>
-          <w:p>
-            <w:pPr>
-              <w:spacing w:after="0" w:line="250"/>
-            </w:pPr>
-            <w:r>
-              <w:rPr>
-                <w:rFonts w:ascii="Calibri" w:cs="Calibri" w:eastAsia="Calibri" w:hAnsi="Calibri"/>
-                <w:b w:val="false"/>
-                <w:bCs w:val="false"/>
-                <w:color w:val="1A1A1A"/>
-                <w:sz w:val="19"/>
-                <w:szCs w:val="19"/>
-              </w:rPr>
-              <w:t xml:space="preserve">elective_credit_norms</w:t>
-            </w:r>
-          </w:p>
-        </w:tc>
-        <w:tc>
-          <w:tcPr>
-            <w:tcW w:type="dxa" w:w="900"/>
-            <w:shd w:fill="FFFFFF" w:color="auto" w:val="clear"/>
-            <w:tcMar>
-              <w:top w:type="dxa" w:w="90"/>
-              <w:left w:type="dxa" w:w="120"/>
-              <w:bottom w:type="dxa" w:w="90"/>
-              <w:right w:type="dxa" w:w="120"/>
-            </w:tcMar>
-          </w:tcPr>
-          <w:p>
-            <w:pPr>
-              <w:spacing w:after="0" w:line="250"/>
-            </w:pPr>
-            <w:r>
-              <w:rPr>
-                <w:rFonts w:ascii="Calibri" w:cs="Calibri" w:eastAsia="Calibri" w:hAnsi="Calibri"/>
-                <w:b w:val="false"/>
-                <w:bCs w:val="false"/>
-                <w:color w:val="1A1A1A"/>
-                <w:sz w:val="19"/>
-                <w:szCs w:val="19"/>
-              </w:rPr>
-              <w:t xml:space="preserve">0</w:t>
             </w:r>
           </w:p>
         </w:tc>
@@ -7318,7 +7371,7 @@
           <w:sz w:val="21"/>
           <w:szCs w:val="21"/>
         </w:rPr>
-        <w:t xml:space="preserve">The setting feedback_min_responses_for_analytics is 5. Until a course has five responses, nobody — not the lecturer, not the head of department — can see the analytics. This stops a class of three being effectively de-anonymised.</w:t>
+        <w:t xml:space="preserve">The setting feedback_min_responses_for_analytics decides how many responses a course needs before anyone can see its analytics. The Faculty value is 5, which stops a class of three being effectively de-anonymised. It is set to 1 while PES is tested by a single developer, and must go back to 5 before students are asked to answer.</w:t>
       </w:r>
     </w:p>
     <w:p>
@@ -7952,7 +8005,7 @@
                 <w:sz w:val="19"/>
                 <w:szCs w:val="19"/>
               </w:rPr>
-              <w:t xml:space="preserve">23</w:t>
+              <w:t xml:space="preserve">50</w:t>
             </w:r>
           </w:p>
         </w:tc>
@@ -8038,7 +8091,7 @@
                 <w:sz w:val="19"/>
                 <w:szCs w:val="19"/>
               </w:rPr>
-              <w:t xml:space="preserve">12</w:t>
+              <w:t xml:space="preserve">13</w:t>
             </w:r>
           </w:p>
         </w:tc>
@@ -8399,7 +8452,7 @@
                 <w:sz w:val="19"/>
                 <w:szCs w:val="19"/>
               </w:rPr>
-              <w:t xml:space="preserve">17</w:t>
+              <w:t xml:space="preserve">18</w:t>
             </w:r>
           </w:p>
         </w:tc>
@@ -8513,7 +8566,7 @@
                 <w:sz w:val="19"/>
                 <w:szCs w:val="19"/>
               </w:rPr>
-              <w:t xml:space="preserve">Pieces of the Faculty Handbook with vector embeddings and a text index, for the AI Assistant's search.</w:t>
+              <w:t xml:space="preserve">Pieces of the Faculty Handbook with vector embeddings (the pgvector type, in the extensions schema) and a text index, for the AI Assistant's search.</w:t>
             </w:r>
           </w:p>
         </w:tc>
@@ -8571,7 +8624,7 @@
                 <w:sz w:val="19"/>
                 <w:szCs w:val="19"/>
               </w:rPr>
-              <w:t xml:space="preserve">25</w:t>
+              <w:t xml:space="preserve">47</w:t>
             </w:r>
           </w:p>
         </w:tc>
@@ -8599,7 +8652,7 @@
                 <w:sz w:val="19"/>
                 <w:szCs w:val="19"/>
               </w:rPr>
-              <w:t xml:space="preserve">How often the assistant escalates to the paid model.</w:t>
+              <w:t xml:space="preserve">One row per question asked, used to enforce the daily caps.</w:t>
             </w:r>
           </w:p>
         </w:tc>
@@ -8973,7 +9026,7 @@
                 <w:sz w:val="19"/>
                 <w:szCs w:val="19"/>
               </w:rPr>
-              <w:t xml:space="preserve">enrollments_backup_20260829</w:t>
+              <w:t xml:space="preserve">notifications</w:t>
             </w:r>
           </w:p>
         </w:tc>
@@ -9001,7 +9054,7 @@
                 <w:sz w:val="19"/>
                 <w:szCs w:val="19"/>
               </w:rPr>
-              <w:t xml:space="preserve">5,629</w:t>
+              <w:t xml:space="preserve">461</w:t>
             </w:r>
           </w:p>
         </w:tc>
@@ -9029,7 +9082,7 @@
                 <w:sz w:val="19"/>
                 <w:szCs w:val="19"/>
               </w:rPr>
-              <w:t xml:space="preserve">A dated backup taken before a data migration.</w:t>
+              <w:t xml:space="preserve">One row per event addressed to a person: a result published, a register opened, a mentor message. Written only by database triggers; read and marked read by the recipient.</w:t>
             </w:r>
           </w:p>
         </w:tc>
@@ -9059,7 +9112,7 @@
                 <w:sz w:val="19"/>
                 <w:szCs w:val="19"/>
               </w:rPr>
-              <w:t xml:space="preserve">feedback_backup_20260829</w:t>
+              <w:t xml:space="preserve">notices</w:t>
             </w:r>
           </w:p>
         </w:tc>
@@ -9087,7 +9140,7 @@
                 <w:sz w:val="19"/>
                 <w:szCs w:val="19"/>
               </w:rPr>
-              <w:t xml:space="preserve">256</w:t>
+              <w:t xml:space="preserve">0</w:t>
             </w:r>
           </w:p>
         </w:tc>
@@ -9115,7 +9168,179 @@
                 <w:sz w:val="19"/>
                 <w:szCs w:val="19"/>
               </w:rPr>
-              <w:t xml:space="preserve">The same, for feedback.</w:t>
+              <w:t xml:space="preserve">The notice board. Scope columns (department, batch, offering) are empty when a notice is not narrowed by them, so a notice with no department is faculty-wide.</w:t>
+            </w:r>
+          </w:p>
+        </w:tc>
+      </w:tr>
+      <w:tr>
+        <w:tc>
+          <w:tcPr>
+            <w:tcW w:type="dxa" w:w="3200"/>
+            <w:shd w:fill="FFFFFF" w:color="auto" w:val="clear"/>
+            <w:tcMar>
+              <w:top w:type="dxa" w:w="90"/>
+              <w:left w:type="dxa" w:w="120"/>
+              <w:bottom w:type="dxa" w:w="90"/>
+              <w:right w:type="dxa" w:w="120"/>
+            </w:tcMar>
+          </w:tcPr>
+          <w:p>
+            <w:pPr>
+              <w:spacing w:after="0" w:line="250"/>
+            </w:pPr>
+            <w:r>
+              <w:rPr>
+                <w:rFonts w:ascii="Calibri" w:cs="Calibri" w:eastAsia="Calibri" w:hAnsi="Calibri"/>
+                <w:b w:val="false"/>
+                <w:bCs w:val="false"/>
+                <w:color w:val="1A1A1A"/>
+                <w:sz w:val="19"/>
+                <w:szCs w:val="19"/>
+              </w:rPr>
+              <w:t xml:space="preserve">notice_categories</w:t>
+            </w:r>
+          </w:p>
+        </w:tc>
+        <w:tc>
+          <w:tcPr>
+            <w:tcW w:type="dxa" w:w="900"/>
+            <w:shd w:fill="FFFFFF" w:color="auto" w:val="clear"/>
+            <w:tcMar>
+              <w:top w:type="dxa" w:w="90"/>
+              <w:left w:type="dxa" w:w="120"/>
+              <w:bottom w:type="dxa" w:w="90"/>
+              <w:right w:type="dxa" w:w="120"/>
+            </w:tcMar>
+          </w:tcPr>
+          <w:p>
+            <w:pPr>
+              <w:spacing w:after="0" w:line="250"/>
+            </w:pPr>
+            <w:r>
+              <w:rPr>
+                <w:rFonts w:ascii="Calibri" w:cs="Calibri" w:eastAsia="Calibri" w:hAnsi="Calibri"/>
+                <w:b w:val="false"/>
+                <w:bCs w:val="false"/>
+                <w:color w:val="1A1A1A"/>
+                <w:sz w:val="19"/>
+                <w:szCs w:val="19"/>
+              </w:rPr>
+              <w:t xml:space="preserve">9</w:t>
+            </w:r>
+          </w:p>
+        </w:tc>
+        <w:tc>
+          <w:tcPr>
+            <w:tcW w:type="dxa" w:w="4926"/>
+            <w:shd w:fill="FFFFFF" w:color="auto" w:val="clear"/>
+            <w:tcMar>
+              <w:top w:type="dxa" w:w="90"/>
+              <w:left w:type="dxa" w:w="120"/>
+              <w:bottom w:type="dxa" w:w="90"/>
+              <w:right w:type="dxa" w:w="120"/>
+            </w:tcMar>
+          </w:tcPr>
+          <w:p>
+            <w:pPr>
+              <w:spacing w:after="0" w:line="250"/>
+            </w:pPr>
+            <w:r>
+              <w:rPr>
+                <w:rFonts w:ascii="Calibri" w:cs="Calibri" w:eastAsia="Calibri" w:hAnsi="Calibri"/>
+                <w:b w:val="false"/>
+                <w:bCs w:val="false"/>
+                <w:color w:val="1A1A1A"/>
+                <w:sz w:val="19"/>
+                <w:szCs w:val="19"/>
+              </w:rPr>
+              <w:t xml:space="preserve">The categories a notice can carry. Adding a row is enough to add a category.</w:t>
+            </w:r>
+          </w:p>
+        </w:tc>
+      </w:tr>
+      <w:tr>
+        <w:tc>
+          <w:tcPr>
+            <w:tcW w:type="dxa" w:w="3200"/>
+            <w:shd w:fill="FFFFFF" w:color="auto" w:val="clear"/>
+            <w:tcMar>
+              <w:top w:type="dxa" w:w="90"/>
+              <w:left w:type="dxa" w:w="120"/>
+              <w:bottom w:type="dxa" w:w="90"/>
+              <w:right w:type="dxa" w:w="120"/>
+            </w:tcMar>
+          </w:tcPr>
+          <w:p>
+            <w:pPr>
+              <w:spacing w:after="0" w:line="250"/>
+            </w:pPr>
+            <w:r>
+              <w:rPr>
+                <w:rFonts w:ascii="Calibri" w:cs="Calibri" w:eastAsia="Calibri" w:hAnsi="Calibri"/>
+                <w:b w:val="false"/>
+                <w:bCs w:val="false"/>
+                <w:color w:val="1A1A1A"/>
+                <w:sz w:val="19"/>
+                <w:szCs w:val="19"/>
+              </w:rPr>
+              <w:t xml:space="preserve">notice_attachments</w:t>
+            </w:r>
+          </w:p>
+        </w:tc>
+        <w:tc>
+          <w:tcPr>
+            <w:tcW w:type="dxa" w:w="900"/>
+            <w:shd w:fill="FFFFFF" w:color="auto" w:val="clear"/>
+            <w:tcMar>
+              <w:top w:type="dxa" w:w="90"/>
+              <w:left w:type="dxa" w:w="120"/>
+              <w:bottom w:type="dxa" w:w="90"/>
+              <w:right w:type="dxa" w:w="120"/>
+            </w:tcMar>
+          </w:tcPr>
+          <w:p>
+            <w:pPr>
+              <w:spacing w:after="0" w:line="250"/>
+            </w:pPr>
+            <w:r>
+              <w:rPr>
+                <w:rFonts w:ascii="Calibri" w:cs="Calibri" w:eastAsia="Calibri" w:hAnsi="Calibri"/>
+                <w:b w:val="false"/>
+                <w:bCs w:val="false"/>
+                <w:color w:val="1A1A1A"/>
+                <w:sz w:val="19"/>
+                <w:szCs w:val="19"/>
+              </w:rPr>
+              <w:t xml:space="preserve">0</w:t>
+            </w:r>
+          </w:p>
+        </w:tc>
+        <w:tc>
+          <w:tcPr>
+            <w:tcW w:type="dxa" w:w="4926"/>
+            <w:shd w:fill="FFFFFF" w:color="auto" w:val="clear"/>
+            <w:tcMar>
+              <w:top w:type="dxa" w:w="90"/>
+              <w:left w:type="dxa" w:w="120"/>
+              <w:bottom w:type="dxa" w:w="90"/>
+              <w:right w:type="dxa" w:w="120"/>
+            </w:tcMar>
+          </w:tcPr>
+          <w:p>
+            <w:pPr>
+              <w:spacing w:after="0" w:line="250"/>
+            </w:pPr>
+            <w:r>
+              <w:rPr>
+                <w:rFonts w:ascii="Calibri" w:cs="Calibri" w:eastAsia="Calibri" w:hAnsi="Calibri"/>
+                <w:b w:val="false"/>
+                <w:bCs w:val="false"/>
+                <w:color w:val="1A1A1A"/>
+                <w:sz w:val="19"/>
+                <w:szCs w:val="19"/>
+              </w:rPr>
+              <w:t xml:space="preserve">Documents attached to a notice, held in the private notice-attachments bucket.</w:t>
             </w:r>
           </w:p>
         </w:tc>
@@ -9138,7 +9363,7 @@
           <w:sz w:val="20"/>
           <w:szCs w:val="20"/>
         </w:rPr>
-        <w:t xml:space="preserve">The two backup tables are leftovers from a August 2026 migration. They have Row Level Security switched off, which is safe only because no policy grants access to them at all — but they should be dropped once the migration is confirmed good.</w:t>
+        <w:t xml:space="preserve">The dated backup tables that used to sit here (enrollments_backup_20260829, feedback_backup_20260829 and nine copies taken on 21 September) were dropped on 27 September 2026 once the migrations they protected were confirmed good. One of them had Row Level Security switched off.</w:t>
       </w:r>
     </w:p>
     <w:p>
@@ -9178,7 +9403,7 @@
           <w:sz w:val="21"/>
           <w:szCs w:val="21"/>
         </w:rPr>
-        <w:t xml:space="preserve">There are 139 functions written for this application, on top of the tables. They are the reason the browser can talk to the database directly without the rules leaking.</w:t>
+        <w:t xml:space="preserve">There are 218 functions written for this application, on top of the tables. They are the reason the browser can talk to the database directly without the rules leaking.</w:t>
       </w:r>
     </w:p>
     <w:tbl>
@@ -9340,7 +9565,7 @@
                 <w:sz w:val="19"/>
                 <w:szCs w:val="19"/>
               </w:rPr>
-              <w:t xml:space="preserve">127</w:t>
+              <w:t xml:space="preserve">209</w:t>
             </w:r>
           </w:p>
         </w:tc>
@@ -9426,7 +9651,7 @@
                 <w:sz w:val="19"/>
                 <w:szCs w:val="19"/>
               </w:rPr>
-              <w:t xml:space="preserve">8</w:t>
+              <w:t xml:space="preserve">9</w:t>
             </w:r>
           </w:p>
         </w:tc>
@@ -9549,7 +9774,7 @@
                 <w:sz w:val="20"/>
                 <w:szCs w:val="20"/>
               </w:rPr>
-              <w:t xml:space="preserve">A definer function is powerful, so it must check the caller's role itself — and that check must fail closed. In September 2026 several of these checks were found to fail open when the role came back as NULL. Guide 4 explains the problem and the fix in detail.</w:t>
+              <w:t xml:space="preserve">A definer function is powerful, so it must check the caller's role itself — and that check must fail closed. In September 2026 several of these checks were found to fail open when the role came back as NULL. Guide 4 explains the problem and the fix in detail. Since 27 September 2026 no function can be called by a signed-out caller at all, and a newly written function starts that way by default.</w:t>
             </w:r>
           </w:p>
         </w:tc>
@@ -10151,7 +10376,7 @@
           <w:sz w:val="21"/>
           <w:szCs w:val="21"/>
         </w:rPr>
-        <w:t xml:space="preserve">Uploaded files do not go in the database. They go in Supabase Storage, which has three buckets.</w:t>
+        <w:t xml:space="preserve">Uploaded files do not go in the database. They go in Supabase Storage, which has four buckets.</w:t>
       </w:r>
     </w:p>
     <w:tbl>
@@ -10518,6 +10743,92 @@
           </w:p>
         </w:tc>
       </w:tr>
+      <w:tr>
+        <w:tc>
+          <w:tcPr>
+            <w:tcW w:type="dxa" w:w="2600"/>
+            <w:shd w:fill="FFFFFF" w:color="auto" w:val="clear"/>
+            <w:tcMar>
+              <w:top w:type="dxa" w:w="90"/>
+              <w:left w:type="dxa" w:w="120"/>
+              <w:bottom w:type="dxa" w:w="90"/>
+              <w:right w:type="dxa" w:w="120"/>
+            </w:tcMar>
+          </w:tcPr>
+          <w:p>
+            <w:pPr>
+              <w:spacing w:after="0" w:line="250"/>
+            </w:pPr>
+            <w:r>
+              <w:rPr>
+                <w:rFonts w:ascii="Calibri" w:cs="Calibri" w:eastAsia="Calibri" w:hAnsi="Calibri"/>
+                <w:b w:val="false"/>
+                <w:bCs w:val="false"/>
+                <w:color w:val="1A1A1A"/>
+                <w:sz w:val="19"/>
+                <w:szCs w:val="19"/>
+              </w:rPr>
+              <w:t xml:space="preserve">notice-attachments</w:t>
+            </w:r>
+          </w:p>
+        </w:tc>
+        <w:tc>
+          <w:tcPr>
+            <w:tcW w:type="dxa" w:w="1200"/>
+            <w:shd w:fill="FFFFFF" w:color="auto" w:val="clear"/>
+            <w:tcMar>
+              <w:top w:type="dxa" w:w="90"/>
+              <w:left w:type="dxa" w:w="120"/>
+              <w:bottom w:type="dxa" w:w="90"/>
+              <w:right w:type="dxa" w:w="120"/>
+            </w:tcMar>
+          </w:tcPr>
+          <w:p>
+            <w:pPr>
+              <w:spacing w:after="0" w:line="250"/>
+            </w:pPr>
+            <w:r>
+              <w:rPr>
+                <w:rFonts w:ascii="Calibri" w:cs="Calibri" w:eastAsia="Calibri" w:hAnsi="Calibri"/>
+                <w:b w:val="false"/>
+                <w:bCs w:val="false"/>
+                <w:color w:val="1A1A1A"/>
+                <w:sz w:val="19"/>
+                <w:szCs w:val="19"/>
+              </w:rPr>
+              <w:t xml:space="preserve">No</w:t>
+            </w:r>
+          </w:p>
+        </w:tc>
+        <w:tc>
+          <w:tcPr>
+            <w:tcW w:type="dxa" w:w="5226"/>
+            <w:shd w:fill="FFFFFF" w:color="auto" w:val="clear"/>
+            <w:tcMar>
+              <w:top w:type="dxa" w:w="90"/>
+              <w:left w:type="dxa" w:w="120"/>
+              <w:bottom w:type="dxa" w:w="90"/>
+              <w:right w:type="dxa" w:w="120"/>
+            </w:tcMar>
+          </w:tcPr>
+          <w:p>
+            <w:pPr>
+              <w:spacing w:after="0" w:line="250"/>
+            </w:pPr>
+            <w:r>
+              <w:rPr>
+                <w:rFonts w:ascii="Calibri" w:cs="Calibri" w:eastAsia="Calibri" w:hAnsi="Calibri"/>
+                <w:b w:val="false"/>
+                <w:bCs w:val="false"/>
+                <w:color w:val="1A1A1A"/>
+                <w:sz w:val="19"/>
+                <w:szCs w:val="19"/>
+              </w:rPr>
+              <w:t xml:space="preserve">Documents attached to a notice. Readable by whoever may read the notice.</w:t>
+            </w:r>
+          </w:p>
+        </w:tc>
+      </w:tr>
     </w:tbl>
     <w:p>
       <w:pPr>
@@ -10571,7 +10882,7 @@
           <w:sz w:val="21"/>
           <w:szCs w:val="21"/>
         </w:rPr>
-        <w:t xml:space="preserve">Every database change is a numbered file under supabase/migrations/. There are 179. The name is the date and time it was applied, followed by a short description of what it did.</w:t>
+        <w:t xml:space="preserve">Every database change is a numbered file under supabase/migrations/. There are 247. The name is the date and time it was applied, followed by a short description of what it did.</w:t>
       </w:r>
     </w:p>
     <w:tbl>
@@ -10655,6 +10966,34 @@
                 <w:szCs w:val="18"/>
               </w:rPr>
               <w:t xml:space="preserve">20260909152838_a_lecturers_row_is_not_everyones_to_read.sql</w:t>
+            </w:r>
+          </w:p>
+          <w:p>
+            <w:pPr>
+              <w:spacing w:after="20" w:line="240"/>
+            </w:pPr>
+            <w:r>
+              <w:rPr>
+                <w:rFonts w:ascii="Consolas" w:cs="Consolas" w:eastAsia="Consolas" w:hAnsi="Consolas"/>
+                <w:color w:val="23303B"/>
+                <w:sz w:val="18"/>
+                <w:szCs w:val="18"/>
+              </w:rPr>
+              <w:t xml:space="preserve">20260920160144_a_repeated_course_counts_once.sql</w:t>
+            </w:r>
+          </w:p>
+          <w:p>
+            <w:pPr>
+              <w:spacing w:after="20" w:line="240"/>
+            </w:pPr>
+            <w:r>
+              <w:rPr>
+                <w:rFonts w:ascii="Consolas" w:cs="Consolas" w:eastAsia="Consolas" w:hAnsi="Consolas"/>
+                <w:color w:val="23303B"/>
+                <w:sz w:val="18"/>
+                <w:szCs w:val="18"/>
+              </w:rPr>
+              <w:t xml:space="preserve">20260927052832_a_signed_out_caller_calls_nothing.sql</w:t>
             </w:r>
           </w:p>
         </w:tc>

--- a/docs/PES_Guide_2_Database.docx
+++ b/docs/PES_Guide_2_Database.docx
@@ -5590,7 +5590,7 @@
                 <w:sz w:val="19"/>
                 <w:szCs w:val="19"/>
               </w:rPr>
-              <w:t xml:space="preserve">End of semester exam mark.</w:t>
+              <w:t xml:space="preserve">End of semester exam mark. No longer entered since 11 September 2026.</w:t>
             </w:r>
           </w:p>
         </w:tc>
@@ -5648,7 +5648,7 @@
                 <w:sz w:val="19"/>
                 <w:szCs w:val="19"/>
               </w:rPr>
-              <w:t xml:space="preserve">Overall mark, built from CA and ESE using the weights on the course.</w:t>
+              <w:t xml:space="preserve">Overall mark. No longer entered: the grade is awarded by the examiners, not computed from marks.</w:t>
             </w:r>
           </w:p>
         </w:tc>
@@ -5706,7 +5706,7 @@
                 <w:sz w:val="19"/>
                 <w:szCs w:val="19"/>
               </w:rPr>
-              <w:t xml:space="preserve">The letter grade, from the grade boundaries.</w:t>
+              <w:t xml:space="preserve">The letter grade the examiners awarded, chosen from the faculty scale.</w:t>
             </w:r>
           </w:p>
         </w:tc>
@@ -5764,7 +5764,7 @@
                 <w:sz w:val="19"/>
                 <w:szCs w:val="19"/>
               </w:rPr>
-              <w:t xml:space="preserve">The grade point value, from the GPV scale.</w:t>
+              <w:t xml:space="preserve">The grade point value. Derived from the grade by a trigger on every write, never typed, and a grade off the scale is refused.</w:t>
             </w:r>
           </w:p>
         </w:tc>

--- a/docs/PES_Guide_2_Database.docx
+++ b/docs/PES_Guide_2_Database.docx
@@ -93,7 +93,7 @@
           <w:sz w:val="21"/>
           <w:szCs w:val="21"/>
         </w:rPr>
-        <w:t xml:space="preserve">The PES keeps everything in one PostgreSQL 17 database: 51 tables, 248 functions, 2 views and the files beside them. This guide walks through them area by area, in the order the academic year actually happens: people, then courses, then enrolment, attendance and results, then everything that hangs off them.</w:t>
+        <w:t xml:space="preserve">The PES keeps everything in one PostgreSQL 17 database: 49 tables, 248 functions, a view and the files beside them. This guide walks through them area by area, in the order the academic year actually happens: people, then courses, then enrolment, attendance and results, then everything that hangs off them.</w:t>
       </w:r>
     </w:p>
     <w:p>
@@ -713,7 +713,7 @@
                 <w:sz w:val="20"/>
                 <w:szCs w:val="20"/>
               </w:rPr>
-              <w:t xml:space="preserve">6.2 The two views</w:t>
+              <w:t xml:space="preserve">6.2 The view</w:t>
             </w:r>
           </w:hyperlink>
         </w:p>
@@ -1116,7 +1116,7 @@
           <w:sz w:val="21"/>
           <w:szCs w:val="21"/>
         </w:rPr>
-        <w:t xml:space="preserve">Do not start by reading all 51 tables. Start with the four ideas that shape them.</w:t>
+        <w:t xml:space="preserve">Do not start by reading all 49 tables. Start with the four ideas that shape them.</w:t>
       </w:r>
     </w:p>
     <w:p>
@@ -10145,7 +10145,7 @@
           <w:sz w:val="26"/>
           <w:szCs w:val="26"/>
         </w:rPr>
-        <w:t xml:space="preserve">6.2 The two views</w:t>
+        <w:t xml:space="preserve">6.2 The view</w:t>
       </w:r>
       <w:bookmarkEnd w:id="23"/>
     </w:p>
@@ -10296,97 +10296,6 @@
           </w:p>
         </w:tc>
       </w:tr>
-      <w:tr>
-        <w:trPr>
-          <w:cantSplit/>
-        </w:trPr>
-        <w:tc>
-          <w:tcPr>
-            <w:tcW w:type="dxa" w:w="2707"/>
-            <w:shd w:fill="FFFFFF" w:color="auto" w:val="clear"/>
-            <w:tcMar>
-              <w:top w:type="dxa" w:w="90"/>
-              <w:left w:type="dxa" w:w="120"/>
-              <w:bottom w:type="dxa" w:w="90"/>
-              <w:right w:type="dxa" w:w="120"/>
-            </w:tcMar>
-          </w:tcPr>
-          <w:p>
-            <w:pPr>
-              <w:spacing w:after="0" w:line="250"/>
-            </w:pPr>
-            <w:r>
-              <w:rPr>
-                <w:rFonts w:ascii="Calibri" w:cs="Calibri" w:eastAsia="Calibri" w:hAnsi="Calibri"/>
-                <w:b w:val="false"/>
-                <w:bCs w:val="false"/>
-                <w:i w:val="false"/>
-                <w:iCs w:val="false"/>
-                <w:color w:val="1A1A1A"/>
-                <w:sz w:val="19"/>
-                <w:szCs w:val="19"/>
-              </w:rPr>
-              <w:t xml:space="preserve">student_gpa_summary</w:t>
-            </w:r>
-          </w:p>
-        </w:tc>
-        <w:tc>
-          <w:tcPr>
-            <w:tcW w:type="dxa" w:w="6319"/>
-            <w:shd w:fill="FFFFFF" w:color="auto" w:val="clear"/>
-            <w:tcMar>
-              <w:top w:type="dxa" w:w="90"/>
-              <w:left w:type="dxa" w:w="120"/>
-              <w:bottom w:type="dxa" w:w="90"/>
-              <w:right w:type="dxa" w:w="120"/>
-            </w:tcMar>
-          </w:tcPr>
-          <w:p>
-            <w:pPr>
-              <w:spacing w:after="0" w:line="250"/>
-            </w:pPr>
-            <w:r>
-              <w:rPr>
-                <w:rFonts w:ascii="Calibri" w:cs="Calibri" w:eastAsia="Calibri" w:hAnsi="Calibri"/>
-                <w:b w:val="false"/>
-                <w:bCs w:val="false"/>
-                <w:i w:val="false"/>
-                <w:iCs w:val="false"/>
-                <w:color w:val="1A1A1A"/>
-                <w:sz w:val="19"/>
-                <w:szCs w:val="19"/>
-              </w:rPr>
-              <w:t xml:space="preserve">Each student's SGPA per semester and CGPA, built on </w:t>
-            </w:r>
-            <w:r>
-              <w:rPr>
-                <w:rFonts w:ascii="Consolas" w:cs="Consolas" w:eastAsia="Consolas" w:hAnsi="Consolas"/>
-                <w:b w:val="false"/>
-                <w:bCs w:val="false"/>
-                <w:i w:val="false"/>
-                <w:iCs w:val="false"/>
-                <w:color w:val="8B1E2D"/>
-                <w:sz w:val="17"/>
-                <w:szCs w:val="17"/>
-              </w:rPr>
-              <w:t xml:space="preserve">result_credits</w:t>
-            </w:r>
-            <w:r>
-              <w:rPr>
-                <w:rFonts w:ascii="Calibri" w:cs="Calibri" w:eastAsia="Calibri" w:hAnsi="Calibri"/>
-                <w:b w:val="false"/>
-                <w:bCs w:val="false"/>
-                <w:i w:val="false"/>
-                <w:iCs w:val="false"/>
-                <w:color w:val="1A1A1A"/>
-                <w:sz w:val="19"/>
-                <w:szCs w:val="19"/>
-              </w:rPr>
-              <w:t xml:space="preserve">. Nothing in the app reads it today; the screens use functions instead.</w:t>
-            </w:r>
-          </w:p>
-        </w:tc>
-      </w:tr>
     </w:tbl>
     <w:p>
       <w:pPr>
@@ -11117,101 +11026,6 @@
                 <w:szCs w:val="19"/>
               </w:rPr>
               <w:t xml:space="preserve">The individual answers: rating, text, single choice or multiple choice, per lecturer where the question is about each lecturer.</w:t>
-            </w:r>
-          </w:p>
-        </w:tc>
-      </w:tr>
-      <w:tr>
-        <w:trPr>
-          <w:cantSplit/>
-        </w:trPr>
-        <w:tc>
-          <w:tcPr>
-            <w:tcW w:type="dxa" w:w="2888"/>
-            <w:shd w:fill="FFFFFF" w:color="auto" w:val="clear"/>
-            <w:tcMar>
-              <w:top w:type="dxa" w:w="90"/>
-              <w:left w:type="dxa" w:w="120"/>
-              <w:bottom w:type="dxa" w:w="90"/>
-              <w:right w:type="dxa" w:w="120"/>
-            </w:tcMar>
-          </w:tcPr>
-          <w:p>
-            <w:pPr>
-              <w:spacing w:after="0" w:line="250"/>
-            </w:pPr>
-            <w:r>
-              <w:rPr>
-                <w:rFonts w:ascii="Calibri" w:cs="Calibri" w:eastAsia="Calibri" w:hAnsi="Calibri"/>
-                <w:b w:val="false"/>
-                <w:bCs w:val="false"/>
-                <w:i w:val="false"/>
-                <w:iCs w:val="false"/>
-                <w:color w:val="1A1A1A"/>
-                <w:sz w:val="19"/>
-                <w:szCs w:val="19"/>
-              </w:rPr>
-              <w:t xml:space="preserve">feedback</w:t>
-            </w:r>
-          </w:p>
-        </w:tc>
-        <w:tc>
-          <w:tcPr>
-            <w:tcW w:type="dxa" w:w="902"/>
-            <w:shd w:fill="FFFFFF" w:color="auto" w:val="clear"/>
-            <w:tcMar>
-              <w:top w:type="dxa" w:w="90"/>
-              <w:left w:type="dxa" w:w="120"/>
-              <w:bottom w:type="dxa" w:w="90"/>
-              <w:right w:type="dxa" w:w="120"/>
-            </w:tcMar>
-          </w:tcPr>
-          <w:p>
-            <w:pPr>
-              <w:spacing w:after="0" w:line="250"/>
-            </w:pPr>
-            <w:r>
-              <w:rPr>
-                <w:rFonts w:ascii="Calibri" w:cs="Calibri" w:eastAsia="Calibri" w:hAnsi="Calibri"/>
-                <w:b w:val="false"/>
-                <w:bCs w:val="false"/>
-                <w:i w:val="false"/>
-                <w:iCs w:val="false"/>
-                <w:color w:val="1A1A1A"/>
-                <w:sz w:val="19"/>
-                <w:szCs w:val="19"/>
-              </w:rPr>
-              <w:t xml:space="preserve">0</w:t>
-            </w:r>
-          </w:p>
-        </w:tc>
-        <w:tc>
-          <w:tcPr>
-            <w:tcW w:type="dxa" w:w="5236"/>
-            <w:shd w:fill="FFFFFF" w:color="auto" w:val="clear"/>
-            <w:tcMar>
-              <w:top w:type="dxa" w:w="90"/>
-              <w:left w:type="dxa" w:w="120"/>
-              <w:bottom w:type="dxa" w:w="90"/>
-              <w:right w:type="dxa" w:w="120"/>
-            </w:tcMar>
-          </w:tcPr>
-          <w:p>
-            <w:pPr>
-              <w:spacing w:after="0" w:line="250"/>
-            </w:pPr>
-            <w:r>
-              <w:rPr>
-                <w:rFonts w:ascii="Calibri" w:cs="Calibri" w:eastAsia="Calibri" w:hAnsi="Calibri"/>
-                <w:b w:val="false"/>
-                <w:bCs w:val="false"/>
-                <w:i w:val="false"/>
-                <w:iCs w:val="false"/>
-                <w:color w:val="1A1A1A"/>
-                <w:sz w:val="19"/>
-                <w:szCs w:val="19"/>
-              </w:rPr>
-              <w:t xml:space="preserve">A legacy table, now empty and locked down.</w:t>
             </w:r>
           </w:p>
         </w:tc>
@@ -20573,7 +20387,7 @@
           <w:sz w:val="21"/>
           <w:szCs w:val="21"/>
         </w:rPr>
-        <w:t xml:space="preserve">. There are 275. The name is the date and time it was applied, followed by a short description of what it did, and </w:t>
+        <w:t xml:space="preserve">. There are 276. The name is the date and time it was applied, followed by a short description of what it did, and </w:t>
       </w:r>
       <w:r>
         <w:rPr>
@@ -20599,7 +20413,7 @@
           <w:sz w:val="21"/>
           <w:szCs w:val="21"/>
         </w:rPr>
-        <w:t xml:space="preserve"> numbers them 001 to 275 with a line each.</w:t>
+        <w:t xml:space="preserve"> numbers them 001 to 276 with a line each.</w:t>
       </w:r>
     </w:p>
     <w:tbl>
@@ -20800,7 +20614,7 @@
           <w:sz w:val="20"/>
           <w:szCs w:val="20"/>
         </w:rPr>
-        <w:t xml:space="preserve">The very first tables (students, courses, enrollments, attendance, results, lecturers, feedback, medical_submissions, timetables) were made in the SQL editor before migrations were recorded, so the folder alone cannot rebuild the database from empty. Guide 7 shows how to take a full schema dump.</w:t>
+        <w:t xml:space="preserve">The very first tables (students, courses, enrollments, attendance, results, lecturers, medical_submissions, and two since removed) were made in the SQL editor before migrations were recorded, so the folder alone cannot rebuild the database from empty. Guide 7 shows how to take a full schema dump.</w:t>
       </w:r>
     </w:p>
     <w:sectPr>
